--- a/templates/Ferrion-Rechnungsvorlage.docx
+++ b/templates/Ferrion-Rechnungsvorlage.docx
@@ -30,8 +30,8 @@
             </w:tcBorders>
             <w:shd w:fill="0D1117" w:color="auto" w:val="clear"/>
             <w:tcMar>
-              <w:top w:type="dxa" w:w="260"/>
-              <w:left w:type="dxa" w:w="260"/>
+              <w:top w:type="dxa" w:w="240"/>
+              <w:left w:type="dxa" w:w="240"/>
               <w:bottom w:type="dxa" w:w="240"/>
               <w:right w:type="dxa" w:w="120"/>
             </w:tcMar>
@@ -39,30 +39,49 @@
           </w:tcPr>
           <w:p>
             <w:r>
-              <w:rPr>
-                <w:rFonts w:ascii="Arial" w:cs="Arial" w:eastAsia="Arial" w:hAnsi="Arial"/>
-                <w:color w:val="C9A84C"/>
-                <w:sz w:val="28"/>
-                <w:szCs w:val="28"/>
-              </w:rPr>
-              <w:t xml:space="preserve">● </w:t>
-            </w:r>
-            <w:r>
-              <w:rPr>
-                <w:rFonts w:ascii="Arial" w:cs="Arial" w:eastAsia="Arial" w:hAnsi="Arial"/>
-                <w:b/>
-                <w:bCs/>
-                <w:color w:val="FFFFFF"/>
-                <w:spacing w:val="40"/>
-                <w:sz w:val="30"/>
-                <w:szCs w:val="30"/>
-              </w:rPr>
-              <w:t xml:space="preserve">FERRION</w:t>
-            </w:r>
-          </w:p>
-          <w:p>
-            <w:pPr>
-              <w:spacing w:before="40"/>
+              <w:drawing>
+                <wp:inline distT="0" distB="0" distL="0" distR="0">
+                  <wp:extent cx="1676400" cy="419100"/>
+                  <wp:effectExtent t="0" r="0" b="0" l="0"/>
+                  <wp:docPr id="1" name="" descr="" title=""/>
+                  <wp:cNvGraphicFramePr>
+                    <a:graphicFrameLocks xmlns:a="http://schemas.openxmlformats.org/drawingml/2006/main" noChangeAspect="1"/>
+                  </wp:cNvGraphicFramePr>
+                  <a:graphic xmlns:a="http://schemas.openxmlformats.org/drawingml/2006/main">
+                    <a:graphicData uri="http://schemas.openxmlformats.org/drawingml/2006/picture">
+                      <pic:pic xmlns:pic="http://schemas.openxmlformats.org/drawingml/2006/picture">
+                        <pic:nvPicPr>
+                          <pic:cNvPr id="0" name="" descr=""/>
+                          <pic:cNvPicPr>
+                            <a:picLocks noChangeAspect="1" noChangeArrowheads="1"/>
+                          </pic:cNvPicPr>
+                        </pic:nvPicPr>
+                        <pic:blipFill>
+                          <a:blip r:embed="rId7" cstate="none"/>
+                          <a:srcRect/>
+                          <a:stretch>
+                            <a:fillRect/>
+                          </a:stretch>
+                        </pic:blipFill>
+                        <pic:spPr bwMode="auto">
+                          <a:xfrm>
+                            <a:off x="0" y="0"/>
+                            <a:ext cx="1676400" cy="419100"/>
+                          </a:xfrm>
+                          <a:prstGeom prst="rect">
+                            <a:avLst/>
+                          </a:prstGeom>
+                        </pic:spPr>
+                      </pic:pic>
+                    </a:graphicData>
+                  </a:graphic>
+                </wp:inline>
+              </w:drawing>
+            </w:r>
+          </w:p>
+          <w:p>
+            <w:pPr>
+              <w:spacing w:before="60"/>
             </w:pPr>
             <w:r>
               <w:rPr>
@@ -135,7 +154,6 @@
         <w:pBdr>
           <w:bottom w:val="single" w:color="C9A84C" w:sz="12" w:space="1"/>
         </w:pBdr>
-        <w:spacing w:after="0" w:before="0"/>
       </w:pPr>
     </w:p>
     <w:tbl>
@@ -1094,14 +1112,14 @@
         </w:tblBorders>
       </w:tblPr>
       <w:tblGrid>
-        <w:gridCol w:w="6478"/>
-        <w:gridCol w:w="1580"/>
-        <w:gridCol w:w="1580"/>
+        <w:gridCol w:w="3898"/>
+        <w:gridCol w:w="3580"/>
+        <w:gridCol w:w="2160"/>
       </w:tblGrid>
       <w:tr>
         <w:tc>
           <w:tcPr>
-            <w:tcW w:type="dxa" w:w="6478"/>
+            <w:tcW w:type="dxa" w:w="3898"/>
             <w:tcBorders>
               <w:top w:val="none" w:color="FFFFFF" w:sz="0"/>
               <w:left w:val="none" w:color="FFFFFF" w:sz="0"/>
@@ -1120,7 +1138,7 @@
         </w:tc>
         <w:tc>
           <w:tcPr>
-            <w:tcW w:type="dxa" w:w="1580"/>
+            <w:tcW w:type="dxa" w:w="3580"/>
             <w:tcBorders>
               <w:top w:val="none" w:color="FFFFFF" w:sz="0"/>
               <w:left w:val="none" w:color="FFFFFF" w:sz="0"/>
@@ -1153,7 +1171,7 @@
         </w:tc>
         <w:tc>
           <w:tcPr>
-            <w:tcW w:type="dxa" w:w="1580"/>
+            <w:tcW w:type="dxa" w:w="2160"/>
             <w:tcBorders>
               <w:top w:val="none" w:color="FFFFFF" w:sz="0"/>
               <w:left w:val="none" w:color="FFFFFF" w:sz="0"/>
@@ -1188,7 +1206,7 @@
       <w:tr>
         <w:tc>
           <w:tcPr>
-            <w:tcW w:type="dxa" w:w="6478"/>
+            <w:tcW w:type="dxa" w:w="3898"/>
             <w:tcBorders>
               <w:top w:val="none" w:color="FFFFFF" w:sz="0"/>
               <w:left w:val="none" w:color="FFFFFF" w:sz="0"/>
@@ -1207,7 +1225,7 @@
         </w:tc>
         <w:tc>
           <w:tcPr>
-            <w:tcW w:type="dxa" w:w="1580"/>
+            <w:tcW w:type="dxa" w:w="3580"/>
             <w:tcBorders>
               <w:top w:val="none" w:color="FFFFFF" w:sz="0"/>
               <w:left w:val="none" w:color="FFFFFF" w:sz="0"/>
@@ -1240,7 +1258,7 @@
         </w:tc>
         <w:tc>
           <w:tcPr>
-            <w:tcW w:type="dxa" w:w="1580"/>
+            <w:tcW w:type="dxa" w:w="2160"/>
             <w:tcBorders>
               <w:top w:val="none" w:color="FFFFFF" w:sz="0"/>
               <w:left w:val="none" w:color="FFFFFF" w:sz="0"/>
@@ -1275,7 +1293,7 @@
       <w:tr>
         <w:tc>
           <w:tcPr>
-            <w:tcW w:type="dxa" w:w="6478"/>
+            <w:tcW w:type="dxa" w:w="3898"/>
             <w:tcBorders>
               <w:top w:val="none" w:color="FFFFFF" w:sz="0"/>
               <w:left w:val="none" w:color="FFFFFF" w:sz="0"/>
@@ -1294,7 +1312,7 @@
         </w:tc>
         <w:tc>
           <w:tcPr>
-            <w:tcW w:type="dxa" w:w="1580"/>
+            <w:tcW w:type="dxa" w:w="3580"/>
             <w:tcBorders>
               <w:top w:val="none" w:color="FFFFFF" w:sz="0"/>
               <w:left w:val="none" w:color="FFFFFF" w:sz="0"/>
@@ -1328,7 +1346,7 @@
         </w:tc>
         <w:tc>
           <w:tcPr>
-            <w:tcW w:type="dxa" w:w="1580"/>
+            <w:tcW w:type="dxa" w:w="2160"/>
             <w:tcBorders>
               <w:top w:val="none" w:color="FFFFFF" w:sz="0"/>
               <w:left w:val="none" w:color="FFFFFF" w:sz="0"/>
@@ -1665,7 +1683,7 @@
           <w:sz w:val="12"/>
           <w:szCs w:val="12"/>
         </w:rPr>
-        <w:t xml:space="preserve">Platzhalter in { } werden beim Erzeugen automatisch aus den Portal-Daten (Order / Quote / Kunde) befüllt.</w:t>
+        <w:t xml:space="preserve">Platzhalter in { } werden beim Erzeugen automatisch aus den Portal-Daten befüllt.</w:t>
       </w:r>
     </w:p>
     <w:sectPr>

--- a/templates/Ferrion-Rechnungsvorlage.docx
+++ b/templates/Ferrion-Rechnungsvorlage.docx
@@ -28,11 +28,10 @@
               <w:bottom w:val="none" w:color="FFFFFF" w:sz="0"/>
               <w:right w:val="none" w:color="FFFFFF" w:sz="0"/>
             </w:tcBorders>
-            <w:shd w:fill="0D1117" w:color="auto" w:val="clear"/>
-            <w:tcMar>
-              <w:top w:type="dxa" w:w="240"/>
-              <w:left w:type="dxa" w:w="240"/>
-              <w:bottom w:type="dxa" w:w="240"/>
+            <w:tcMar>
+              <w:top w:type="dxa" w:w="120"/>
+              <w:left w:type="dxa" w:w="0"/>
+              <w:bottom w:type="dxa" w:w="120"/>
               <w:right w:type="dxa" w:w="120"/>
             </w:tcMar>
             <w:vAlign w:val="center"/>
@@ -57,7 +56,7 @@
                           </pic:cNvPicPr>
                         </pic:nvPicPr>
                         <pic:blipFill>
-                          <a:blip r:embed="rId7" cstate="none"/>
+                          <a:blip r:embed="rId8" cstate="none"/>
                           <a:srcRect/>
                           <a:stretch>
                             <a:fillRect/>
@@ -86,7 +85,7 @@
             <w:r>
               <w:rPr>
                 <w:rFonts w:ascii="Arial" w:cs="Arial" w:eastAsia="Arial" w:hAnsi="Arial"/>
-                <w:color w:val="C9A84C"/>
+                <w:color w:val="6B7280"/>
                 <w:spacing w:val="30"/>
                 <w:sz w:val="12"/>
                 <w:szCs w:val="12"/>
@@ -104,12 +103,11 @@
               <w:bottom w:val="none" w:color="FFFFFF" w:sz="0"/>
               <w:right w:val="none" w:color="FFFFFF" w:sz="0"/>
             </w:tcBorders>
-            <w:shd w:fill="0D1117" w:color="auto" w:val="clear"/>
-            <w:tcMar>
-              <w:top w:type="dxa" w:w="260"/>
+            <w:tcMar>
+              <w:top w:type="dxa" w:w="120"/>
               <w:left w:type="dxa" w:w="120"/>
-              <w:bottom w:type="dxa" w:w="240"/>
-              <w:right w:type="dxa" w:w="260"/>
+              <w:bottom w:type="dxa" w:w="120"/>
+              <w:right w:type="dxa" w:w="0"/>
             </w:tcMar>
             <w:vAlign w:val="center"/>
           </w:tcPr>
@@ -122,7 +120,7 @@
                 <w:rFonts w:ascii="Arial" w:cs="Arial" w:eastAsia="Arial" w:hAnsi="Arial"/>
                 <w:b/>
                 <w:bCs/>
-                <w:color w:val="FFFFFF"/>
+                <w:color w:val="111827"/>
                 <w:spacing w:val="30"/>
                 <w:sz w:val="40"/>
                 <w:szCs w:val="40"/>
@@ -1194,7 +1192,7 @@
                 <w:rFonts w:ascii="Arial" w:cs="Arial" w:eastAsia="Arial" w:hAnsi="Arial"/>
                 <w:b w:val="false"/>
                 <w:bCs w:val="false"/>
-                <w:color w:val="111827"/>
+                <w:color w:val="000000"/>
                 <w:sz w:val="17"/>
                 <w:szCs w:val="17"/>
               </w:rPr>
@@ -1281,7 +1279,7 @@
                 <w:rFonts w:ascii="Arial" w:cs="Arial" w:eastAsia="Arial" w:hAnsi="Arial"/>
                 <w:b w:val="false"/>
                 <w:bCs w:val="false"/>
-                <w:color w:val="111827"/>
+                <w:color w:val="000000"/>
                 <w:sz w:val="17"/>
                 <w:szCs w:val="17"/>
               </w:rPr>
@@ -1319,7 +1317,7 @@
               <w:bottom w:val="none" w:color="FFFFFF" w:sz="0"/>
               <w:right w:val="none" w:color="FFFFFF" w:sz="0"/>
             </w:tcBorders>
-            <w:shd w:fill="0D1117" w:color="auto" w:val="clear"/>
+            <w:shd w:fill="C9A84C" w:color="auto" w:val="clear"/>
             <w:tcMar>
               <w:top w:type="dxa" w:w="60"/>
               <w:left w:type="dxa" w:w="120"/>
@@ -1336,7 +1334,7 @@
                 <w:rFonts w:ascii="Arial" w:cs="Arial" w:eastAsia="Arial" w:hAnsi="Arial"/>
                 <w:b/>
                 <w:bCs/>
-                <w:color w:val="FFFFFF"/>
+                <w:color w:val="000000"/>
                 <w:sz w:val="18"/>
                 <w:szCs w:val="18"/>
               </w:rPr>
@@ -1353,7 +1351,7 @@
               <w:bottom w:val="none" w:color="FFFFFF" w:sz="0"/>
               <w:right w:val="none" w:color="FFFFFF" w:sz="0"/>
             </w:tcBorders>
-            <w:shd w:fill="0D1117" w:color="auto" w:val="clear"/>
+            <w:shd w:fill="C9A84C" w:color="auto" w:val="clear"/>
             <w:tcMar>
               <w:top w:type="dxa" w:w="60"/>
               <w:left w:type="dxa" w:w="120"/>
@@ -1370,7 +1368,7 @@
                 <w:rFonts w:ascii="Arial" w:cs="Arial" w:eastAsia="Arial" w:hAnsi="Arial"/>
                 <w:b/>
                 <w:bCs/>
-                <w:color w:val="C9A84C"/>
+                <w:color w:val="000000"/>
                 <w:sz w:val="20"/>
                 <w:szCs w:val="20"/>
               </w:rPr>
@@ -1562,7 +1560,7 @@
     </w:tbl>
     <w:p>
       <w:pPr>
-        <w:spacing w:after="200" w:before="480"/>
+        <w:spacing w:after="120" w:before="480"/>
         <w:jc w:val="center"/>
       </w:pPr>
       <w:r>
@@ -1577,101 +1575,9 @@
         <w:t xml:space="preserve">Vielen Dank für Ihr Vertrauen in Ferrion.</w:t>
       </w:r>
     </w:p>
-    <w:tbl>
-      <w:tblPr>
-        <w:tblW w:type="dxa" w:w="9638"/>
-        <w:tblBorders>
-          <w:top w:val="none" w:color="FFFFFF" w:sz="0"/>
-          <w:left w:val="none" w:color="FFFFFF" w:sz="0"/>
-          <w:bottom w:val="none" w:color="FFFFFF" w:sz="0"/>
-          <w:right w:val="none" w:color="FFFFFF" w:sz="0"/>
-          <w:insideH w:val="single" w:color="auto" w:sz="4"/>
-          <w:insideV w:val="single" w:color="auto" w:sz="4"/>
-        </w:tblBorders>
-      </w:tblPr>
-      <w:tblGrid>
-        <w:gridCol w:w="9638"/>
-      </w:tblGrid>
-      <w:tr>
-        <w:tc>
-          <w:tcPr>
-            <w:tcW w:type="dxa" w:w="9638"/>
-            <w:tcBorders>
-              <w:top w:val="none" w:color="FFFFFF" w:sz="0"/>
-              <w:left w:val="none" w:color="FFFFFF" w:sz="0"/>
-              <w:bottom w:val="none" w:color="FFFFFF" w:sz="0"/>
-              <w:right w:val="none" w:color="FFFFFF" w:sz="0"/>
-            </w:tcBorders>
-            <w:shd w:fill="0D1117" w:color="auto" w:val="clear"/>
-            <w:tcMar>
-              <w:top w:type="dxa" w:w="200"/>
-              <w:left w:type="dxa" w:w="240"/>
-              <w:bottom w:type="dxa" w:w="200"/>
-              <w:right w:type="dxa" w:w="240"/>
-            </w:tcMar>
-          </w:tcPr>
-          <w:p>
-            <w:r>
-              <w:rPr>
-                <w:rFonts w:ascii="Arial" w:cs="Arial" w:eastAsia="Arial" w:hAnsi="Arial"/>
-                <w:b/>
-                <w:bCs/>
-                <w:color w:val="C9A84C"/>
-                <w:sz w:val="14"/>
-                <w:szCs w:val="14"/>
-              </w:rPr>
-              <w:t xml:space="preserve">Ferrion IT Systemhaus GmbH</w:t>
-            </w:r>
-          </w:p>
-          <w:p>
-            <w:pPr>
-              <w:spacing w:before="30"/>
-            </w:pPr>
-            <w:r>
-              <w:rPr>
-                <w:rFonts w:ascii="Arial" w:cs="Arial" w:eastAsia="Arial" w:hAnsi="Arial"/>
-                <w:color w:val="9CA3AF"/>
-                <w:sz w:val="13"/>
-                <w:szCs w:val="13"/>
-              </w:rPr>
-              <w:t xml:space="preserve">{issuer_street}, {issuer_zip_city}, Österreich · info@ferrion.at · ferrion.at</w:t>
-            </w:r>
-          </w:p>
-          <w:p>
-            <w:pPr>
-              <w:spacing w:before="20"/>
-            </w:pPr>
-            <w:r>
-              <w:rPr>
-                <w:rFonts w:ascii="Arial" w:cs="Arial" w:eastAsia="Arial" w:hAnsi="Arial"/>
-                <w:color w:val="9CA3AF"/>
-                <w:sz w:val="13"/>
-                <w:szCs w:val="13"/>
-              </w:rPr>
-              <w:t xml:space="preserve">Firmenbuch: {issuer_firmenbuch} · {issuer_court} · UID: {issuer_uid} · IBAN: {issuer_iban}</w:t>
-            </w:r>
-          </w:p>
-          <w:p>
-            <w:pPr>
-              <w:spacing w:before="30"/>
-            </w:pPr>
-            <w:r>
-              <w:rPr>
-                <w:rFonts w:ascii="Arial" w:cs="Arial" w:eastAsia="Arial" w:hAnsi="Arial"/>
-                <w:color w:val="C9A84C"/>
-                <w:spacing w:val="40"/>
-                <w:sz w:val="12"/>
-                <w:szCs w:val="12"/>
-              </w:rPr>
-              <w:t xml:space="preserve">build to endure</w:t>
-            </w:r>
-          </w:p>
-        </w:tc>
-      </w:tr>
-    </w:tbl>
     <w:p>
       <w:pPr>
-        <w:spacing w:before="160"/>
+        <w:spacing w:before="40"/>
         <w:jc w:val="center"/>
       </w:pPr>
       <w:r>
@@ -1687,8 +1593,9 @@
       </w:r>
     </w:p>
     <w:sectPr>
+      <w:footerReference w:type="default" r:id="rId7"/>
       <w:pgSz w:w="11906" w:h="16838" w:orient="portrait"/>
-      <w:pgMar w:top="1134" w:right="1134" w:bottom="900" w:left="1134" w:header="708" w:footer="708" w:gutter="0"/>
+      <w:pgMar w:top="1134" w:right="1134" w:bottom="1440" w:left="1134" w:header="708" w:footer="560" w:gutter="0"/>
       <w:pgNumType/>
       <w:docGrid w:linePitch="360"/>
     </w:sectPr>
@@ -1735,6 +1642,76 @@
     </w:p>
   </w:endnote>
 </w:endnotes>
+</file>
+
+<file path=word/footer1.xml><?xml version="1.0" encoding="utf-8"?>
+<w:ftr xmlns:wpc="http://schemas.microsoft.com/office/word/2010/wordprocessingCanvas" xmlns:mc="http://schemas.openxmlformats.org/markup-compatibility/2006" xmlns:o="urn:schemas-microsoft-com:office:office" xmlns:r="http://schemas.openxmlformats.org/officeDocument/2006/relationships" xmlns:m="http://schemas.openxmlformats.org/officeDocument/2006/math" xmlns:v="urn:schemas-microsoft-com:vml" xmlns:wp14="http://schemas.microsoft.com/office/word/2010/wordprocessingDrawing" xmlns:wp="http://schemas.openxmlformats.org/drawingml/2006/wordprocessingDrawing" xmlns:w10="urn:schemas-microsoft-com:office:word" xmlns:w="http://schemas.openxmlformats.org/wordprocessingml/2006/main" xmlns:w14="http://schemas.microsoft.com/office/word/2010/wordml" xmlns:w15="http://schemas.microsoft.com/office/word/2012/wordml" xmlns:wpg="http://schemas.microsoft.com/office/word/2010/wordprocessingGroup" xmlns:wpi="http://schemas.microsoft.com/office/word/2010/wordprocessingInk" xmlns:wne="http://schemas.microsoft.com/office/word/2006/wordml" xmlns:wps="http://schemas.microsoft.com/office/word/2010/wordprocessingShape">
+  <w:p>
+    <w:pPr>
+      <w:pBdr>
+        <w:top w:val="single" w:color="C9A84C" w:sz="8" w:space="8"/>
+      </w:pBdr>
+      <w:spacing w:after="20" w:before="40"/>
+      <w:jc w:val="center"/>
+    </w:pPr>
+    <w:r>
+      <w:rPr>
+        <w:rFonts w:ascii="Arial" w:cs="Arial" w:eastAsia="Arial" w:hAnsi="Arial"/>
+        <w:b/>
+        <w:bCs/>
+        <w:color w:val="111827"/>
+        <w:sz w:val="13"/>
+        <w:szCs w:val="13"/>
+      </w:rPr>
+      <w:t xml:space="preserve">Ferrion IT Systemhaus GmbH</w:t>
+    </w:r>
+  </w:p>
+  <w:p>
+    <w:pPr>
+      <w:jc w:val="center"/>
+    </w:pPr>
+    <w:r>
+      <w:rPr>
+        <w:rFonts w:ascii="Arial" w:cs="Arial" w:eastAsia="Arial" w:hAnsi="Arial"/>
+        <w:color w:val="6B7280"/>
+        <w:sz w:val="12"/>
+        <w:szCs w:val="12"/>
+      </w:rPr>
+      <w:t xml:space="preserve">{issuer_street}, {issuer_zip_city}, Österreich · info@ferrion.at · ferrion.at</w:t>
+    </w:r>
+  </w:p>
+  <w:p>
+    <w:pPr>
+      <w:spacing w:before="10"/>
+      <w:jc w:val="center"/>
+    </w:pPr>
+    <w:r>
+      <w:rPr>
+        <w:rFonts w:ascii="Arial" w:cs="Arial" w:eastAsia="Arial" w:hAnsi="Arial"/>
+        <w:color w:val="6B7280"/>
+        <w:sz w:val="12"/>
+        <w:szCs w:val="12"/>
+      </w:rPr>
+      <w:t xml:space="preserve">Firmenbuch: {issuer_firmenbuch} · {issuer_court} · UID: {issuer_uid} · IBAN: {issuer_iban}</w:t>
+    </w:r>
+  </w:p>
+  <w:p>
+    <w:pPr>
+      <w:spacing w:before="20"/>
+      <w:jc w:val="center"/>
+    </w:pPr>
+    <w:r>
+      <w:rPr>
+        <w:rFonts w:ascii="Arial" w:cs="Arial" w:eastAsia="Arial" w:hAnsi="Arial"/>
+        <w:color w:val="C9A84C"/>
+        <w:spacing w:val="40"/>
+        <w:sz w:val="11"/>
+        <w:szCs w:val="11"/>
+      </w:rPr>
+      <w:t xml:space="preserve">build to endure</w:t>
+    </w:r>
+  </w:p>
+</w:ftr>
 </file>
 
 <file path=word/footnotes.xml><?xml version="1.0" encoding="utf-8"?>

--- a/templates/Ferrion-Rechnungsvorlage.docx
+++ b/templates/Ferrion-Rechnungsvorlage.docx
@@ -121,7 +121,7 @@
                 <w:b/>
                 <w:bCs/>
                 <w:color w:val="111827"/>
-                <w:spacing w:val="30"/>
+                <w:spacing w:val="24"/>
                 <w:sz w:val="40"/>
                 <w:szCs w:val="40"/>
               </w:rPr>

--- a/templates/Ferrion-Rechnungsvorlage.docx
+++ b/templates/Ferrion-Rechnungsvorlage.docx
@@ -40,7 +40,7 @@
             <w:r>
               <w:drawing>
                 <wp:inline distT="0" distB="0" distL="0" distR="0">
-                  <wp:extent cx="1676400" cy="419100"/>
+                  <wp:extent cx="1000125" cy="533400"/>
                   <wp:effectExtent t="0" r="0" b="0" l="0"/>
                   <wp:docPr id="1" name="" descr="" title=""/>
                   <wp:cNvGraphicFramePr>
@@ -65,7 +65,7 @@
                         <pic:spPr bwMode="auto">
                           <a:xfrm>
                             <a:off x="0" y="0"/>
-                            <a:ext cx="1676400" cy="419100"/>
+                            <a:ext cx="1000125" cy="533400"/>
                           </a:xfrm>
                           <a:prstGeom prst="rect">
                             <a:avLst/>
